--- a/LAB 8 Blank Sheet (2).docx
+++ b/LAB 8 Blank Sheet (2).docx
@@ -10,6 +10,7 @@
           <w:docPartUnique/>
         </w:docPartObj>
       </w:sdtPr>
+      <w:sdtEndPr/>
       <w:sdtContent>
         <w:p>
           <w:r>
@@ -161,6 +162,7 @@
                                         <w:dataBinding w:prefixMappings="xmlns:ns0='http://purl.org/dc/elements/1.1/' xmlns:ns1='http://schemas.openxmlformats.org/package/2006/metadata/core-properties' " w:xpath="/ns1:coreProperties[1]/ns0:title[1]" w:storeItemID="{6C3C8BC8-F283-45AE-878A-BAB7291924A1}"/>
                                         <w:text/>
                                       </w:sdtPr>
+                                      <w:sdtEndPr/>
                                       <w:sdtContent>
                                         <w:p>
                                           <w:pPr>
@@ -209,6 +211,7 @@
                                         <w:dataBinding w:prefixMappings="xmlns:ns0='http://purl.org/dc/elements/1.1/' xmlns:ns1='http://schemas.openxmlformats.org/package/2006/metadata/core-properties' " w:xpath="/ns1:coreProperties[1]/ns0:subject[1]" w:storeItemID="{6C3C8BC8-F283-45AE-878A-BAB7291924A1}"/>
                                         <w:text/>
                                       </w:sdtPr>
+                                      <w:sdtEndPr/>
                                       <w:sdtContent>
                                         <w:p>
                                           <w:pPr>
@@ -412,6 +415,7 @@
                                   <w:dataBinding w:prefixMappings="xmlns:ns0='http://purl.org/dc/elements/1.1/' xmlns:ns1='http://schemas.openxmlformats.org/package/2006/metadata/core-properties' " w:xpath="/ns1:coreProperties[1]/ns0:title[1]" w:storeItemID="{6C3C8BC8-F283-45AE-878A-BAB7291924A1}"/>
                                   <w:text/>
                                 </w:sdtPr>
+                                <w:sdtEndPr/>
                                 <w:sdtContent>
                                   <w:p>
                                     <w:pPr>
@@ -460,6 +464,7 @@
                                   <w:dataBinding w:prefixMappings="xmlns:ns0='http://purl.org/dc/elements/1.1/' xmlns:ns1='http://schemas.openxmlformats.org/package/2006/metadata/core-properties' " w:xpath="/ns1:coreProperties[1]/ns0:subject[1]" w:storeItemID="{6C3C8BC8-F283-45AE-878A-BAB7291924A1}"/>
                                   <w:text/>
                                 </w:sdtPr>
+                                <w:sdtEndPr/>
                                 <w:sdtContent>
                                   <w:p>
                                     <w:pPr>
@@ -1869,9 +1874,9 @@
           <w:szCs w:val="24"/>
         </w:rPr>
         <w:drawing>
-          <wp:inline distT="0" distB="0" distL="0" distR="0" wp14:anchorId="1806AFD2" wp14:editId="413F4525">
-            <wp:extent cx="4693920" cy="2319378"/>
-            <wp:effectExtent l="0" t="0" r="0" b="5080"/>
+          <wp:inline distT="0" distB="0" distL="0" distR="0" wp14:anchorId="1806AFD2" wp14:editId="2BE11963">
+            <wp:extent cx="4700140" cy="2322276"/>
+            <wp:effectExtent l="0" t="0" r="5715" b="1905"/>
             <wp:docPr id="1515707352" name="Picture 11"/>
             <wp:cNvGraphicFramePr>
               <a:graphicFrameLocks xmlns:a="http://schemas.openxmlformats.org/drawingml/2006/main" noChangeAspect="1"/>
@@ -1880,7 +1885,7 @@
               <a:graphicData uri="http://schemas.openxmlformats.org/drawingml/2006/picture">
                 <pic:pic xmlns:pic="http://schemas.openxmlformats.org/drawingml/2006/picture">
                   <pic:nvPicPr>
-                    <pic:cNvPr id="1515707352" name="Picture 1515707352"/>
+                    <pic:cNvPr id="1515707352" name="Picture 11"/>
                     <pic:cNvPicPr/>
                   </pic:nvPicPr>
                   <pic:blipFill>
@@ -1898,7 +1903,7 @@
                   <pic:spPr>
                     <a:xfrm>
                       <a:off x="0" y="0"/>
-                      <a:ext cx="4700140" cy="2322451"/>
+                      <a:ext cx="4700140" cy="2322276"/>
                     </a:xfrm>
                     <a:prstGeom prst="rect">
                       <a:avLst/>
@@ -3068,7 +3073,7 @@
           <w:szCs w:val="24"/>
         </w:rPr>
         <w:drawing>
-          <wp:inline distT="0" distB="0" distL="0" distR="0" wp14:anchorId="071C2B5C" wp14:editId="658EE020">
+          <wp:inline distT="0" distB="0" distL="0" distR="0" wp14:anchorId="071C2B5C" wp14:editId="3E285211">
             <wp:extent cx="1838325" cy="822068"/>
             <wp:effectExtent l="0" t="0" r="0" b="0"/>
             <wp:docPr id="12" name="Picture 12"/>
@@ -8118,6 +8123,15 @@
 </file>
 
 <file path=customXml/item1.xml><?xml version="1.0" encoding="utf-8"?>
+<?mso-contentType ?>
+<FormTemplates xmlns="http://schemas.microsoft.com/sharepoint/v3/contenttype/forms">
+  <Display>DocumentLibraryForm</Display>
+  <Edit>DocumentLibraryForm</Edit>
+  <New>DocumentLibraryForm</New>
+</FormTemplates>
+</file>
+
+<file path=customXml/item2.xml><?xml version="1.0" encoding="utf-8"?>
 <p:properties xmlns:p="http://schemas.microsoft.com/office/2006/metadata/properties" xmlns:xsi="http://www.w3.org/2001/XMLSchema-instance" xmlns:pc="http://schemas.microsoft.com/office/infopath/2007/PartnerControls">
   <documentManagement>
     <TaxCatchAll xmlns="ba0edd9b-e89e-42c3-8bd5-89ff4198c18a" xsi:nil="true"/>
@@ -8126,15 +8140,6 @@
     </lcf76f155ced4ddcb4097134ff3c332f>
   </documentManagement>
 </p:properties>
-</file>
-
-<file path=customXml/item2.xml><?xml version="1.0" encoding="utf-8"?>
-<?mso-contentType ?>
-<FormTemplates xmlns="http://schemas.microsoft.com/sharepoint/v3/contenttype/forms">
-  <Display>DocumentLibraryForm</Display>
-  <Edit>DocumentLibraryForm</Edit>
-  <New>DocumentLibraryForm</New>
-</FormTemplates>
 </file>
 
 <file path=customXml/item3.xml><?xml version="1.0" encoding="utf-8"?>
@@ -8361,20 +8366,20 @@
 </file>
 
 <file path=customXml/itemProps1.xml><?xml version="1.0" encoding="utf-8"?>
+<ds:datastoreItem xmlns:ds="http://schemas.openxmlformats.org/officeDocument/2006/customXml" ds:itemID="{EF5E6885-DEFA-4498-9F2D-07EC58344744}">
+  <ds:schemaRefs>
+    <ds:schemaRef ds:uri="http://schemas.microsoft.com/sharepoint/v3/contenttype/forms"/>
+  </ds:schemaRefs>
+</ds:datastoreItem>
+</file>
+
+<file path=customXml/itemProps2.xml><?xml version="1.0" encoding="utf-8"?>
 <ds:datastoreItem xmlns:ds="http://schemas.openxmlformats.org/officeDocument/2006/customXml" ds:itemID="{3D0B8051-FB92-46CA-99F5-FD023C89B09D}">
   <ds:schemaRefs>
     <ds:schemaRef ds:uri="http://schemas.microsoft.com/office/2006/metadata/properties"/>
     <ds:schemaRef ds:uri="http://schemas.microsoft.com/office/infopath/2007/PartnerControls"/>
     <ds:schemaRef ds:uri="ba0edd9b-e89e-42c3-8bd5-89ff4198c18a"/>
     <ds:schemaRef ds:uri="911bfc05-35a4-4344-998d-2c3c455ce203"/>
-  </ds:schemaRefs>
-</ds:datastoreItem>
-</file>
-
-<file path=customXml/itemProps2.xml><?xml version="1.0" encoding="utf-8"?>
-<ds:datastoreItem xmlns:ds="http://schemas.openxmlformats.org/officeDocument/2006/customXml" ds:itemID="{EF5E6885-DEFA-4498-9F2D-07EC58344744}">
-  <ds:schemaRefs>
-    <ds:schemaRef ds:uri="http://schemas.microsoft.com/sharepoint/v3/contenttype/forms"/>
   </ds:schemaRefs>
 </ds:datastoreItem>
 </file>
